--- a/MF0964_3 Desarrollo de elementos software para gestión de/JAVA/CONECTAR CON POSTGRESQL/RETO INSTALAR POSTGRESQL Y CONECTAR CON JAVA.docx
+++ b/MF0964_3 Desarrollo de elementos software para gestión de/JAVA/CONECTAR CON POSTGRESQL/RETO INSTALAR POSTGRESQL Y CONECTAR CON JAVA.docx
@@ -212,8 +212,14 @@
       <w:pPr>
         <w:shd w:val="clear" w:color="auto" w:fill="F2F2F2" w:themeFill="background1" w:themeFillShade="F2"/>
         <w:spacing w:after="0"/>
-      </w:pPr>
-      <w:r>
+        <w:rPr>
+          <w:lang w:val="en-GB"/>
+        </w:rPr>
+      </w:pPr>
+      <w:r>
+        <w:rPr>
+          <w:lang w:val="en-GB"/>
+        </w:rPr>
         <w:t>CREATE TABLE persona (</w:t>
       </w:r>
     </w:p>
@@ -221,8 +227,14 @@
       <w:pPr>
         <w:shd w:val="clear" w:color="auto" w:fill="F2F2F2" w:themeFill="background1" w:themeFillShade="F2"/>
         <w:spacing w:after="0"/>
-      </w:pPr>
-      <w:r>
+        <w:rPr>
+          <w:lang w:val="en-GB"/>
+        </w:rPr>
+      </w:pPr>
+      <w:r>
+        <w:rPr>
+          <w:lang w:val="en-GB"/>
+        </w:rPr>
         <w:t xml:space="preserve">    id serial PRIMARY KEY,</w:t>
       </w:r>
     </w:p>
@@ -232,7 +244,13 @@
         <w:spacing w:after="0"/>
       </w:pPr>
       <w:r>
-        <w:t xml:space="preserve">    nombre VARCHAR (100),</w:t>
+        <w:rPr>
+          <w:lang w:val="en-GB"/>
+        </w:rPr>
+        <w:t xml:space="preserve">    </w:t>
+      </w:r>
+      <w:r>
+        <w:t>nombre VARCHAR (100),</w:t>
       </w:r>
     </w:p>
     <w:p>
@@ -252,6 +270,18 @@
       <w:r>
         <w:t>);</w:t>
       </w:r>
+    </w:p>
+    <w:p>
+      <w:pPr>
+        <w:shd w:val="clear" w:color="auto" w:fill="F2F2F2" w:themeFill="background1" w:themeFillShade="F2"/>
+        <w:spacing w:after="0"/>
+      </w:pPr>
+    </w:p>
+    <w:p>
+      <w:pPr>
+        <w:shd w:val="clear" w:color="auto" w:fill="F2F2F2" w:themeFill="background1" w:themeFillShade="F2"/>
+        <w:spacing w:after="0"/>
+      </w:pPr>
     </w:p>
     <w:p>
       <w:pPr>
@@ -619,11 +649,19 @@
         <w:t>&gt;1.8&lt;/</w:t>
       </w:r>
       <w:proofErr w:type="spellStart"/>
-      <w:r>
-        <w:rPr>
-          <w:lang w:val="en-GB"/>
-        </w:rPr>
-        <w:t>maven.compiler.source</w:t>
+      <w:proofErr w:type="gramStart"/>
+      <w:r>
+        <w:rPr>
+          <w:lang w:val="en-GB"/>
+        </w:rPr>
+        <w:t>maven.compiler</w:t>
+      </w:r>
+      <w:proofErr w:type="gramEnd"/>
+      <w:r>
+        <w:rPr>
+          <w:lang w:val="en-GB"/>
+        </w:rPr>
+        <w:t>.source</w:t>
       </w:r>
       <w:proofErr w:type="spellEnd"/>
       <w:r>
@@ -670,11 +708,19 @@
         <w:t>&gt;1.8&lt;/</w:t>
       </w:r>
       <w:proofErr w:type="spellStart"/>
-      <w:r>
-        <w:rPr>
-          <w:lang w:val="en-GB"/>
-        </w:rPr>
-        <w:t>maven.compiler.target</w:t>
+      <w:proofErr w:type="gramStart"/>
+      <w:r>
+        <w:rPr>
+          <w:lang w:val="en-GB"/>
+        </w:rPr>
+        <w:t>maven.compiler</w:t>
+      </w:r>
+      <w:proofErr w:type="gramEnd"/>
+      <w:r>
+        <w:rPr>
+          <w:lang w:val="en-GB"/>
+        </w:rPr>
+        <w:t>.target</w:t>
       </w:r>
       <w:proofErr w:type="spellEnd"/>
       <w:r>
@@ -736,6 +782,7 @@
         <w:spacing w:after="0"/>
       </w:pPr>
       <w:r>
+        <w:lastRenderedPageBreak/>
         <w:t xml:space="preserve">        </w:t>
       </w:r>
       <w:proofErr w:type="gramStart"/>
@@ -777,7 +824,6 @@
         <w:rPr>
           <w:lang w:val="en-GB"/>
         </w:rPr>
-        <w:lastRenderedPageBreak/>
         <w:t xml:space="preserve">            &lt;</w:t>
       </w:r>
       <w:proofErr w:type="spellStart"/>
@@ -894,7 +940,15 @@
       </w:r>
       <w:proofErr w:type="spellEnd"/>
       <w:r>
-        <w:t>&gt; &lt;!-- Reemplaza con la versión más reciente --&gt;</w:t>
+        <w:t xml:space="preserve">&gt; </w:t>
+      </w:r>
+      <w:proofErr w:type="gramStart"/>
+      <w:r>
+        <w:t>&lt;!--</w:t>
+      </w:r>
+      <w:proofErr w:type="gramEnd"/>
+      <w:r>
+        <w:t xml:space="preserve"> Reemplaza con la versión más reciente --&gt;</w:t>
       </w:r>
     </w:p>
     <w:p>
@@ -1179,14 +1233,14 @@
         <w:rPr>
           <w:lang w:val="en-GB"/>
         </w:rPr>
-        <w:t>main(</w:t>
-      </w:r>
-      <w:proofErr w:type="gramEnd"/>
-      <w:r>
-        <w:rPr>
-          <w:lang w:val="en-GB"/>
-        </w:rPr>
-        <w:t xml:space="preserve">String[] </w:t>
+        <w:t>main(String[</w:t>
+      </w:r>
+      <w:proofErr w:type="gramEnd"/>
+      <w:r>
+        <w:rPr>
+          <w:lang w:val="en-GB"/>
+        </w:rPr>
+        <w:t xml:space="preserve">] </w:t>
       </w:r>
       <w:proofErr w:type="spellStart"/>
       <w:r>
@@ -1254,13 +1308,13 @@
         <w:t>tu_basededatos</w:t>
       </w:r>
       <w:proofErr w:type="spellEnd"/>
-      <w:proofErr w:type="gramEnd"/>
       <w:r>
         <w:rPr>
           <w:lang w:val="en-GB"/>
         </w:rPr>
         <w:t>";</w:t>
       </w:r>
+      <w:proofErr w:type="gramEnd"/>
     </w:p>
     <w:p>
       <w:pPr>
@@ -1541,8 +1595,16 @@
         <w:rPr>
           <w:lang w:val="en-GB"/>
         </w:rPr>
-        <w:t>();</w:t>
-      </w:r>
+        <w:t>(</w:t>
+      </w:r>
+      <w:proofErr w:type="gramStart"/>
+      <w:r>
+        <w:rPr>
+          <w:lang w:val="en-GB"/>
+        </w:rPr>
+        <w:t>);</w:t>
+      </w:r>
+      <w:proofErr w:type="gramEnd"/>
     </w:p>
     <w:p>
       <w:pPr>
@@ -1730,8 +1792,16 @@
         <w:rPr>
           <w:lang w:val="en-GB"/>
         </w:rPr>
-        <w:t xml:space="preserve"> ?)";</w:t>
-      </w:r>
+        <w:t xml:space="preserve"> ?)</w:t>
+      </w:r>
+      <w:proofErr w:type="gramStart"/>
+      <w:r>
+        <w:rPr>
+          <w:lang w:val="en-GB"/>
+        </w:rPr>
+        <w:t>";</w:t>
+      </w:r>
+      <w:proofErr w:type="gramEnd"/>
     </w:p>
     <w:p>
       <w:pPr>
@@ -1830,12 +1900,14 @@
         <w:t>nombre</w:t>
       </w:r>
       <w:proofErr w:type="spellEnd"/>
+      <w:proofErr w:type="gramStart"/>
       <w:r>
         <w:rPr>
           <w:lang w:val="en-GB"/>
         </w:rPr>
         <w:t>);</w:t>
       </w:r>
+      <w:proofErr w:type="gramEnd"/>
     </w:p>
     <w:p>
       <w:pPr>
@@ -1875,12 +1947,14 @@
         <w:t>edad</w:t>
       </w:r>
       <w:proofErr w:type="spellEnd"/>
+      <w:proofErr w:type="gramStart"/>
       <w:r>
         <w:rPr>
           <w:lang w:val="en-GB"/>
         </w:rPr>
         <w:t>);</w:t>
       </w:r>
+      <w:proofErr w:type="gramEnd"/>
     </w:p>
     <w:p>
       <w:pPr>
@@ -1910,8 +1984,16 @@
         <w:rPr>
           <w:lang w:val="en-GB"/>
         </w:rPr>
-        <w:t>();</w:t>
-      </w:r>
+        <w:t>(</w:t>
+      </w:r>
+      <w:proofErr w:type="gramStart"/>
+      <w:r>
+        <w:rPr>
+          <w:lang w:val="en-GB"/>
+        </w:rPr>
+        <w:t>);</w:t>
+      </w:r>
+      <w:proofErr w:type="gramEnd"/>
     </w:p>
     <w:p>
       <w:pPr>
@@ -1939,14 +2021,253 @@
         <w:rPr>
           <w:lang w:val="en-GB"/>
         </w:rPr>
-        <w:t>("</w:t>
-      </w:r>
-      <w:proofErr w:type="spellStart"/>
-      <w:r>
-        <w:rPr>
-          <w:lang w:val="en-GB"/>
-        </w:rPr>
-        <w:t>Registro</w:t>
+        <w:t xml:space="preserve">("Registro </w:t>
+      </w:r>
+      <w:proofErr w:type="spellStart"/>
+      <w:r>
+        <w:rPr>
+          <w:lang w:val="en-GB"/>
+        </w:rPr>
+        <w:t>insertado</w:t>
+      </w:r>
+      <w:proofErr w:type="spellEnd"/>
+      <w:r>
+        <w:rPr>
+          <w:lang w:val="en-GB"/>
+        </w:rPr>
+        <w:t xml:space="preserve"> con </w:t>
+      </w:r>
+      <w:proofErr w:type="spellStart"/>
+      <w:r>
+        <w:rPr>
+          <w:lang w:val="en-GB"/>
+        </w:rPr>
+        <w:t>éxito</w:t>
+      </w:r>
+      <w:proofErr w:type="spellEnd"/>
+      <w:r>
+        <w:rPr>
+          <w:lang w:val="en-GB"/>
+        </w:rPr>
+        <w:t>."</w:t>
+      </w:r>
+      <w:proofErr w:type="gramStart"/>
+      <w:r>
+        <w:rPr>
+          <w:lang w:val="en-GB"/>
+        </w:rPr>
+        <w:t>);</w:t>
+      </w:r>
+      <w:proofErr w:type="gramEnd"/>
+    </w:p>
+    <w:p>
+      <w:pPr>
+        <w:shd w:val="clear" w:color="auto" w:fill="F2F2F2" w:themeFill="background1" w:themeFillShade="F2"/>
+        <w:spacing w:after="0"/>
+        <w:rPr>
+          <w:lang w:val="en-GB"/>
+        </w:rPr>
+      </w:pPr>
+      <w:r>
+        <w:rPr>
+          <w:lang w:val="en-GB"/>
+        </w:rPr>
+        <w:t xml:space="preserve">        }</w:t>
+      </w:r>
+    </w:p>
+    <w:p>
+      <w:pPr>
+        <w:shd w:val="clear" w:color="auto" w:fill="F2F2F2" w:themeFill="background1" w:themeFillShade="F2"/>
+        <w:spacing w:after="0"/>
+        <w:rPr>
+          <w:lang w:val="en-GB"/>
+        </w:rPr>
+      </w:pPr>
+      <w:r>
+        <w:rPr>
+          <w:lang w:val="en-GB"/>
+        </w:rPr>
+        <w:t xml:space="preserve">    }</w:t>
+      </w:r>
+    </w:p>
+    <w:p>
+      <w:pPr>
+        <w:shd w:val="clear" w:color="auto" w:fill="F2F2F2" w:themeFill="background1" w:themeFillShade="F2"/>
+        <w:spacing w:after="0"/>
+        <w:rPr>
+          <w:lang w:val="en-GB"/>
+        </w:rPr>
+      </w:pPr>
+    </w:p>
+    <w:p>
+      <w:pPr>
+        <w:shd w:val="clear" w:color="auto" w:fill="F2F2F2" w:themeFill="background1" w:themeFillShade="F2"/>
+        <w:spacing w:after="0"/>
+        <w:rPr>
+          <w:lang w:val="en-GB"/>
+        </w:rPr>
+      </w:pPr>
+      <w:r>
+        <w:rPr>
+          <w:lang w:val="en-GB"/>
+        </w:rPr>
+        <w:t xml:space="preserve">    private static void </w:t>
+      </w:r>
+      <w:proofErr w:type="spellStart"/>
+      <w:proofErr w:type="gramStart"/>
+      <w:r>
+        <w:rPr>
+          <w:lang w:val="en-GB"/>
+        </w:rPr>
+        <w:t>mostrarRegistros</w:t>
+      </w:r>
+      <w:proofErr w:type="spellEnd"/>
+      <w:r>
+        <w:rPr>
+          <w:lang w:val="en-GB"/>
+        </w:rPr>
+        <w:t>(</w:t>
+      </w:r>
+      <w:proofErr w:type="gramEnd"/>
+      <w:r>
+        <w:rPr>
+          <w:lang w:val="en-GB"/>
+        </w:rPr>
+        <w:t xml:space="preserve">Connection connection) throws </w:t>
+      </w:r>
+      <w:proofErr w:type="spellStart"/>
+      <w:r>
+        <w:rPr>
+          <w:lang w:val="en-GB"/>
+        </w:rPr>
+        <w:t>SQLException</w:t>
+      </w:r>
+      <w:proofErr w:type="spellEnd"/>
+      <w:r>
+        <w:rPr>
+          <w:lang w:val="en-GB"/>
+        </w:rPr>
+        <w:t xml:space="preserve"> {</w:t>
+      </w:r>
+    </w:p>
+    <w:p>
+      <w:pPr>
+        <w:shd w:val="clear" w:color="auto" w:fill="F2F2F2" w:themeFill="background1" w:themeFillShade="F2"/>
+        <w:spacing w:after="0"/>
+        <w:rPr>
+          <w:lang w:val="en-GB"/>
+        </w:rPr>
+      </w:pPr>
+      <w:r>
+        <w:rPr>
+          <w:lang w:val="en-GB"/>
+        </w:rPr>
+        <w:t xml:space="preserve">        String </w:t>
+      </w:r>
+      <w:proofErr w:type="spellStart"/>
+      <w:r>
+        <w:rPr>
+          <w:lang w:val="en-GB"/>
+        </w:rPr>
+        <w:t>sql</w:t>
+      </w:r>
+      <w:proofErr w:type="spellEnd"/>
+      <w:r>
+        <w:rPr>
+          <w:lang w:val="en-GB"/>
+        </w:rPr>
+        <w:t xml:space="preserve"> = "SELECT * FROM persona</w:t>
+      </w:r>
+      <w:proofErr w:type="gramStart"/>
+      <w:r>
+        <w:rPr>
+          <w:lang w:val="en-GB"/>
+        </w:rPr>
+        <w:t>";</w:t>
+      </w:r>
+      <w:proofErr w:type="gramEnd"/>
+    </w:p>
+    <w:p>
+      <w:pPr>
+        <w:shd w:val="clear" w:color="auto" w:fill="F2F2F2" w:themeFill="background1" w:themeFillShade="F2"/>
+        <w:spacing w:after="0"/>
+        <w:rPr>
+          <w:lang w:val="en-GB"/>
+        </w:rPr>
+      </w:pPr>
+      <w:r>
+        <w:rPr>
+          <w:lang w:val="en-GB"/>
+        </w:rPr>
+        <w:t xml:space="preserve">        try (</w:t>
+      </w:r>
+      <w:proofErr w:type="spellStart"/>
+      <w:r>
+        <w:rPr>
+          <w:lang w:val="en-GB"/>
+        </w:rPr>
+        <w:t>PreparedStatement</w:t>
+      </w:r>
+      <w:proofErr w:type="spellEnd"/>
+      <w:r>
+        <w:rPr>
+          <w:lang w:val="en-GB"/>
+        </w:rPr>
+        <w:t xml:space="preserve"> statement = </w:t>
+      </w:r>
+      <w:proofErr w:type="spellStart"/>
+      <w:proofErr w:type="gramStart"/>
+      <w:r>
+        <w:rPr>
+          <w:lang w:val="en-GB"/>
+        </w:rPr>
+        <w:t>connection.prepareStatement</w:t>
+      </w:r>
+      <w:proofErr w:type="spellEnd"/>
+      <w:proofErr w:type="gramEnd"/>
+      <w:r>
+        <w:rPr>
+          <w:lang w:val="en-GB"/>
+        </w:rPr>
+        <w:t>(</w:t>
+      </w:r>
+      <w:proofErr w:type="spellStart"/>
+      <w:r>
+        <w:rPr>
+          <w:lang w:val="en-GB"/>
+        </w:rPr>
+        <w:t>sql</w:t>
+      </w:r>
+      <w:proofErr w:type="spellEnd"/>
+      <w:proofErr w:type="gramStart"/>
+      <w:r>
+        <w:rPr>
+          <w:lang w:val="en-GB"/>
+        </w:rPr>
+        <w:t>);</w:t>
+      </w:r>
+      <w:proofErr w:type="gramEnd"/>
+    </w:p>
+    <w:p>
+      <w:pPr>
+        <w:shd w:val="clear" w:color="auto" w:fill="F2F2F2" w:themeFill="background1" w:themeFillShade="F2"/>
+        <w:spacing w:after="0"/>
+        <w:rPr>
+          <w:lang w:val="en-GB"/>
+        </w:rPr>
+      </w:pPr>
+      <w:r>
+        <w:rPr>
+          <w:lang w:val="en-GB"/>
+        </w:rPr>
+        <w:t xml:space="preserve">             </w:t>
+      </w:r>
+      <w:proofErr w:type="spellStart"/>
+      <w:r>
+        <w:rPr>
+          <w:lang w:val="en-GB"/>
+        </w:rPr>
+        <w:t>ResultSet</w:t>
       </w:r>
       <w:proofErr w:type="spellEnd"/>
       <w:r>
@@ -1960,37 +2281,162 @@
         <w:rPr>
           <w:lang w:val="en-GB"/>
         </w:rPr>
-        <w:t>insertado</w:t>
-      </w:r>
-      <w:proofErr w:type="spellEnd"/>
-      <w:r>
-        <w:rPr>
-          <w:lang w:val="en-GB"/>
-        </w:rPr>
-        <w:t xml:space="preserve"> con </w:t>
-      </w:r>
-      <w:proofErr w:type="spellStart"/>
-      <w:r>
-        <w:rPr>
-          <w:lang w:val="en-GB"/>
-        </w:rPr>
-        <w:t>éxito</w:t>
-      </w:r>
-      <w:proofErr w:type="spellEnd"/>
-      <w:r>
-        <w:rPr>
-          <w:lang w:val="en-GB"/>
-        </w:rPr>
-        <w:t>."</w:t>
-      </w:r>
-      <w:proofErr w:type="gramStart"/>
-      <w:r>
-        <w:rPr>
-          <w:lang w:val="en-GB"/>
-        </w:rPr>
-        <w:t>);</w:t>
-      </w:r>
-      <w:proofErr w:type="gramEnd"/>
+        <w:t>resultSet</w:t>
+      </w:r>
+      <w:proofErr w:type="spellEnd"/>
+      <w:r>
+        <w:rPr>
+          <w:lang w:val="en-GB"/>
+        </w:rPr>
+        <w:t xml:space="preserve"> = </w:t>
+      </w:r>
+      <w:proofErr w:type="spellStart"/>
+      <w:proofErr w:type="gramStart"/>
+      <w:r>
+        <w:rPr>
+          <w:lang w:val="en-GB"/>
+        </w:rPr>
+        <w:t>statement.executeQuery</w:t>
+      </w:r>
+      <w:proofErr w:type="spellEnd"/>
+      <w:proofErr w:type="gramEnd"/>
+      <w:r>
+        <w:rPr>
+          <w:lang w:val="en-GB"/>
+        </w:rPr>
+        <w:t>()) {</w:t>
+      </w:r>
+    </w:p>
+    <w:p>
+      <w:pPr>
+        <w:shd w:val="clear" w:color="auto" w:fill="F2F2F2" w:themeFill="background1" w:themeFillShade="F2"/>
+        <w:spacing w:after="0"/>
+        <w:rPr>
+          <w:lang w:val="en-GB"/>
+        </w:rPr>
+      </w:pPr>
+      <w:r>
+        <w:rPr>
+          <w:lang w:val="en-GB"/>
+        </w:rPr>
+        <w:t xml:space="preserve">            while (</w:t>
+      </w:r>
+      <w:proofErr w:type="spellStart"/>
+      <w:r>
+        <w:rPr>
+          <w:lang w:val="en-GB"/>
+        </w:rPr>
+        <w:t>resultSet.next</w:t>
+      </w:r>
+      <w:proofErr w:type="spellEnd"/>
+      <w:r>
+        <w:rPr>
+          <w:lang w:val="en-GB"/>
+        </w:rPr>
+        <w:t>()) {</w:t>
+      </w:r>
+    </w:p>
+    <w:p>
+      <w:pPr>
+        <w:shd w:val="clear" w:color="auto" w:fill="F2F2F2" w:themeFill="background1" w:themeFillShade="F2"/>
+        <w:spacing w:after="0"/>
+        <w:rPr>
+          <w:lang w:val="en-GB"/>
+        </w:rPr>
+      </w:pPr>
+      <w:r>
+        <w:rPr>
+          <w:lang w:val="en-GB"/>
+        </w:rPr>
+        <w:t xml:space="preserve">                </w:t>
+      </w:r>
+      <w:proofErr w:type="spellStart"/>
+      <w:r>
+        <w:rPr>
+          <w:lang w:val="en-GB"/>
+        </w:rPr>
+        <w:t>System.out.println</w:t>
+      </w:r>
+      <w:proofErr w:type="spellEnd"/>
+      <w:r>
+        <w:rPr>
+          <w:lang w:val="en-GB"/>
+        </w:rPr>
+        <w:t xml:space="preserve">("ID: " + </w:t>
+      </w:r>
+      <w:proofErr w:type="spellStart"/>
+      <w:r>
+        <w:rPr>
+          <w:lang w:val="en-GB"/>
+        </w:rPr>
+        <w:t>resultSet.getInt</w:t>
+      </w:r>
+      <w:proofErr w:type="spellEnd"/>
+      <w:r>
+        <w:rPr>
+          <w:lang w:val="en-GB"/>
+        </w:rPr>
+        <w:t>("id") +</w:t>
+      </w:r>
+    </w:p>
+    <w:p>
+      <w:pPr>
+        <w:shd w:val="clear" w:color="auto" w:fill="F2F2F2" w:themeFill="background1" w:themeFillShade="F2"/>
+        <w:spacing w:after="0"/>
+      </w:pPr>
+      <w:r>
+        <w:rPr>
+          <w:lang w:val="en-GB"/>
+        </w:rPr>
+        <w:t xml:space="preserve">                        </w:t>
+      </w:r>
+      <w:r>
+        <w:t xml:space="preserve">", Nombre: " + </w:t>
+      </w:r>
+      <w:proofErr w:type="spellStart"/>
+      <w:r>
+        <w:t>resultSet.getString</w:t>
+      </w:r>
+      <w:proofErr w:type="spellEnd"/>
+      <w:r>
+        <w:t>("nombre") +</w:t>
+      </w:r>
+    </w:p>
+    <w:p>
+      <w:pPr>
+        <w:shd w:val="clear" w:color="auto" w:fill="F2F2F2" w:themeFill="background1" w:themeFillShade="F2"/>
+        <w:spacing w:after="0"/>
+      </w:pPr>
+      <w:r>
+        <w:t xml:space="preserve">                        ", Edad: " + </w:t>
+      </w:r>
+      <w:proofErr w:type="spellStart"/>
+      <w:r>
+        <w:t>resultSet.getInt</w:t>
+      </w:r>
+      <w:proofErr w:type="spellEnd"/>
+      <w:r>
+        <w:t>("edad"));</w:t>
+      </w:r>
+    </w:p>
+    <w:p>
+      <w:pPr>
+        <w:shd w:val="clear" w:color="auto" w:fill="F2F2F2" w:themeFill="background1" w:themeFillShade="F2"/>
+        <w:spacing w:after="0"/>
+        <w:rPr>
+          <w:lang w:val="en-GB"/>
+        </w:rPr>
+      </w:pPr>
+      <w:r>
+        <w:lastRenderedPageBreak/>
+        <w:t xml:space="preserve">            </w:t>
+      </w:r>
+      <w:r>
+        <w:rPr>
+          <w:lang w:val="en-GB"/>
+        </w:rPr>
+        <w:t>}</w:t>
+      </w:r>
     </w:p>
     <w:p>
       <w:pPr>
@@ -2019,382 +2465,6 @@
         <w:rPr>
           <w:lang w:val="en-GB"/>
         </w:rPr>
-        <w:t xml:space="preserve">    }</w:t>
-      </w:r>
-    </w:p>
-    <w:p>
-      <w:pPr>
-        <w:shd w:val="clear" w:color="auto" w:fill="F2F2F2" w:themeFill="background1" w:themeFillShade="F2"/>
-        <w:spacing w:after="0"/>
-        <w:rPr>
-          <w:lang w:val="en-GB"/>
-        </w:rPr>
-      </w:pPr>
-    </w:p>
-    <w:p>
-      <w:pPr>
-        <w:shd w:val="clear" w:color="auto" w:fill="F2F2F2" w:themeFill="background1" w:themeFillShade="F2"/>
-        <w:spacing w:after="0"/>
-        <w:rPr>
-          <w:lang w:val="en-GB"/>
-        </w:rPr>
-      </w:pPr>
-      <w:r>
-        <w:rPr>
-          <w:lang w:val="en-GB"/>
-        </w:rPr>
-        <w:t xml:space="preserve">    private static void </w:t>
-      </w:r>
-      <w:proofErr w:type="spellStart"/>
-      <w:proofErr w:type="gramStart"/>
-      <w:r>
-        <w:rPr>
-          <w:lang w:val="en-GB"/>
-        </w:rPr>
-        <w:t>mostrarRegistros</w:t>
-      </w:r>
-      <w:proofErr w:type="spellEnd"/>
-      <w:r>
-        <w:rPr>
-          <w:lang w:val="en-GB"/>
-        </w:rPr>
-        <w:t>(</w:t>
-      </w:r>
-      <w:proofErr w:type="gramEnd"/>
-      <w:r>
-        <w:rPr>
-          <w:lang w:val="en-GB"/>
-        </w:rPr>
-        <w:t xml:space="preserve">Connection connection) throws </w:t>
-      </w:r>
-      <w:proofErr w:type="spellStart"/>
-      <w:r>
-        <w:rPr>
-          <w:lang w:val="en-GB"/>
-        </w:rPr>
-        <w:t>SQLException</w:t>
-      </w:r>
-      <w:proofErr w:type="spellEnd"/>
-      <w:r>
-        <w:rPr>
-          <w:lang w:val="en-GB"/>
-        </w:rPr>
-        <w:t xml:space="preserve"> {</w:t>
-      </w:r>
-    </w:p>
-    <w:p>
-      <w:pPr>
-        <w:shd w:val="clear" w:color="auto" w:fill="F2F2F2" w:themeFill="background1" w:themeFillShade="F2"/>
-        <w:spacing w:after="0"/>
-        <w:rPr>
-          <w:lang w:val="en-GB"/>
-        </w:rPr>
-      </w:pPr>
-      <w:r>
-        <w:rPr>
-          <w:lang w:val="en-GB"/>
-        </w:rPr>
-        <w:t xml:space="preserve">        String </w:t>
-      </w:r>
-      <w:proofErr w:type="spellStart"/>
-      <w:r>
-        <w:rPr>
-          <w:lang w:val="en-GB"/>
-        </w:rPr>
-        <w:t>sql</w:t>
-      </w:r>
-      <w:proofErr w:type="spellEnd"/>
-      <w:r>
-        <w:rPr>
-          <w:lang w:val="en-GB"/>
-        </w:rPr>
-        <w:t xml:space="preserve"> = "SELECT * FROM persona</w:t>
-      </w:r>
-      <w:proofErr w:type="gramStart"/>
-      <w:r>
-        <w:rPr>
-          <w:lang w:val="en-GB"/>
-        </w:rPr>
-        <w:t>";</w:t>
-      </w:r>
-      <w:proofErr w:type="gramEnd"/>
-    </w:p>
-    <w:p>
-      <w:pPr>
-        <w:shd w:val="clear" w:color="auto" w:fill="F2F2F2" w:themeFill="background1" w:themeFillShade="F2"/>
-        <w:spacing w:after="0"/>
-        <w:rPr>
-          <w:lang w:val="en-GB"/>
-        </w:rPr>
-      </w:pPr>
-      <w:r>
-        <w:rPr>
-          <w:lang w:val="en-GB"/>
-        </w:rPr>
-        <w:t xml:space="preserve">        try (</w:t>
-      </w:r>
-      <w:proofErr w:type="spellStart"/>
-      <w:r>
-        <w:rPr>
-          <w:lang w:val="en-GB"/>
-        </w:rPr>
-        <w:t>PreparedStatement</w:t>
-      </w:r>
-      <w:proofErr w:type="spellEnd"/>
-      <w:r>
-        <w:rPr>
-          <w:lang w:val="en-GB"/>
-        </w:rPr>
-        <w:t xml:space="preserve"> statement = </w:t>
-      </w:r>
-      <w:proofErr w:type="spellStart"/>
-      <w:proofErr w:type="gramStart"/>
-      <w:r>
-        <w:rPr>
-          <w:lang w:val="en-GB"/>
-        </w:rPr>
-        <w:t>connection.prepareStatement</w:t>
-      </w:r>
-      <w:proofErr w:type="spellEnd"/>
-      <w:proofErr w:type="gramEnd"/>
-      <w:r>
-        <w:rPr>
-          <w:lang w:val="en-GB"/>
-        </w:rPr>
-        <w:t>(</w:t>
-      </w:r>
-      <w:proofErr w:type="spellStart"/>
-      <w:r>
-        <w:rPr>
-          <w:lang w:val="en-GB"/>
-        </w:rPr>
-        <w:t>sql</w:t>
-      </w:r>
-      <w:proofErr w:type="spellEnd"/>
-      <w:r>
-        <w:rPr>
-          <w:lang w:val="en-GB"/>
-        </w:rPr>
-        <w:t>);</w:t>
-      </w:r>
-    </w:p>
-    <w:p>
-      <w:pPr>
-        <w:shd w:val="clear" w:color="auto" w:fill="F2F2F2" w:themeFill="background1" w:themeFillShade="F2"/>
-        <w:spacing w:after="0"/>
-        <w:rPr>
-          <w:lang w:val="en-GB"/>
-        </w:rPr>
-      </w:pPr>
-      <w:r>
-        <w:rPr>
-          <w:lang w:val="en-GB"/>
-        </w:rPr>
-        <w:t xml:space="preserve">             </w:t>
-      </w:r>
-      <w:proofErr w:type="spellStart"/>
-      <w:r>
-        <w:rPr>
-          <w:lang w:val="en-GB"/>
-        </w:rPr>
-        <w:t>ResultSet</w:t>
-      </w:r>
-      <w:proofErr w:type="spellEnd"/>
-      <w:r>
-        <w:rPr>
-          <w:lang w:val="en-GB"/>
-        </w:rPr>
-        <w:t xml:space="preserve"> </w:t>
-      </w:r>
-      <w:proofErr w:type="spellStart"/>
-      <w:r>
-        <w:rPr>
-          <w:lang w:val="en-GB"/>
-        </w:rPr>
-        <w:t>resultSet</w:t>
-      </w:r>
-      <w:proofErr w:type="spellEnd"/>
-      <w:r>
-        <w:rPr>
-          <w:lang w:val="en-GB"/>
-        </w:rPr>
-        <w:t xml:space="preserve"> = </w:t>
-      </w:r>
-      <w:proofErr w:type="spellStart"/>
-      <w:proofErr w:type="gramStart"/>
-      <w:r>
-        <w:rPr>
-          <w:lang w:val="en-GB"/>
-        </w:rPr>
-        <w:t>statement.executeQuery</w:t>
-      </w:r>
-      <w:proofErr w:type="spellEnd"/>
-      <w:proofErr w:type="gramEnd"/>
-      <w:r>
-        <w:rPr>
-          <w:lang w:val="en-GB"/>
-        </w:rPr>
-        <w:t>()) {</w:t>
-      </w:r>
-    </w:p>
-    <w:p>
-      <w:pPr>
-        <w:shd w:val="clear" w:color="auto" w:fill="F2F2F2" w:themeFill="background1" w:themeFillShade="F2"/>
-        <w:spacing w:after="0"/>
-        <w:rPr>
-          <w:lang w:val="en-GB"/>
-        </w:rPr>
-      </w:pPr>
-      <w:r>
-        <w:rPr>
-          <w:lang w:val="en-GB"/>
-        </w:rPr>
-        <w:t xml:space="preserve">            while (</w:t>
-      </w:r>
-      <w:proofErr w:type="spellStart"/>
-      <w:r>
-        <w:rPr>
-          <w:lang w:val="en-GB"/>
-        </w:rPr>
-        <w:t>resultSet.next</w:t>
-      </w:r>
-      <w:proofErr w:type="spellEnd"/>
-      <w:r>
-        <w:rPr>
-          <w:lang w:val="en-GB"/>
-        </w:rPr>
-        <w:t>()) {</w:t>
-      </w:r>
-    </w:p>
-    <w:p>
-      <w:pPr>
-        <w:shd w:val="clear" w:color="auto" w:fill="F2F2F2" w:themeFill="background1" w:themeFillShade="F2"/>
-        <w:spacing w:after="0"/>
-        <w:rPr>
-          <w:lang w:val="en-GB"/>
-        </w:rPr>
-      </w:pPr>
-      <w:r>
-        <w:rPr>
-          <w:lang w:val="en-GB"/>
-        </w:rPr>
-        <w:t xml:space="preserve">                </w:t>
-      </w:r>
-      <w:proofErr w:type="spellStart"/>
-      <w:r>
-        <w:rPr>
-          <w:lang w:val="en-GB"/>
-        </w:rPr>
-        <w:t>System.out.println</w:t>
-      </w:r>
-      <w:proofErr w:type="spellEnd"/>
-      <w:r>
-        <w:rPr>
-          <w:lang w:val="en-GB"/>
-        </w:rPr>
-        <w:t xml:space="preserve">("ID: " + </w:t>
-      </w:r>
-      <w:proofErr w:type="spellStart"/>
-      <w:r>
-        <w:rPr>
-          <w:lang w:val="en-GB"/>
-        </w:rPr>
-        <w:t>resultSet.getInt</w:t>
-      </w:r>
-      <w:proofErr w:type="spellEnd"/>
-      <w:r>
-        <w:rPr>
-          <w:lang w:val="en-GB"/>
-        </w:rPr>
-        <w:t>("id") +</w:t>
-      </w:r>
-    </w:p>
-    <w:p>
-      <w:pPr>
-        <w:shd w:val="clear" w:color="auto" w:fill="F2F2F2" w:themeFill="background1" w:themeFillShade="F2"/>
-        <w:spacing w:after="0"/>
-      </w:pPr>
-      <w:r>
-        <w:rPr>
-          <w:lang w:val="en-GB"/>
-        </w:rPr>
-        <w:t xml:space="preserve">                        </w:t>
-      </w:r>
-      <w:r>
-        <w:t xml:space="preserve">", Nombre: " + </w:t>
-      </w:r>
-      <w:proofErr w:type="spellStart"/>
-      <w:r>
-        <w:t>resultSet.getString</w:t>
-      </w:r>
-      <w:proofErr w:type="spellEnd"/>
-      <w:r>
-        <w:t>("nombre") +</w:t>
-      </w:r>
-    </w:p>
-    <w:p>
-      <w:pPr>
-        <w:shd w:val="clear" w:color="auto" w:fill="F2F2F2" w:themeFill="background1" w:themeFillShade="F2"/>
-        <w:spacing w:after="0"/>
-      </w:pPr>
-      <w:r>
-        <w:t xml:space="preserve">                        ", Edad: " + </w:t>
-      </w:r>
-      <w:proofErr w:type="spellStart"/>
-      <w:r>
-        <w:t>resultSet.getInt</w:t>
-      </w:r>
-      <w:proofErr w:type="spellEnd"/>
-      <w:r>
-        <w:t>("edad"));</w:t>
-      </w:r>
-    </w:p>
-    <w:p>
-      <w:pPr>
-        <w:shd w:val="clear" w:color="auto" w:fill="F2F2F2" w:themeFill="background1" w:themeFillShade="F2"/>
-        <w:spacing w:after="0"/>
-        <w:rPr>
-          <w:lang w:val="en-GB"/>
-        </w:rPr>
-      </w:pPr>
-      <w:r>
-        <w:t xml:space="preserve">            </w:t>
-      </w:r>
-      <w:r>
-        <w:rPr>
-          <w:lang w:val="en-GB"/>
-        </w:rPr>
-        <w:t>}</w:t>
-      </w:r>
-    </w:p>
-    <w:p>
-      <w:pPr>
-        <w:shd w:val="clear" w:color="auto" w:fill="F2F2F2" w:themeFill="background1" w:themeFillShade="F2"/>
-        <w:spacing w:after="0"/>
-        <w:rPr>
-          <w:lang w:val="en-GB"/>
-        </w:rPr>
-      </w:pPr>
-      <w:r>
-        <w:rPr>
-          <w:lang w:val="en-GB"/>
-        </w:rPr>
-        <w:t xml:space="preserve">        }</w:t>
-      </w:r>
-    </w:p>
-    <w:p>
-      <w:pPr>
-        <w:shd w:val="clear" w:color="auto" w:fill="F2F2F2" w:themeFill="background1" w:themeFillShade="F2"/>
-        <w:spacing w:after="0"/>
-        <w:rPr>
-          <w:lang w:val="en-GB"/>
-        </w:rPr>
-      </w:pPr>
-      <w:r>
-        <w:rPr>
-          <w:lang w:val="en-GB"/>
-        </w:rPr>
-        <w:lastRenderedPageBreak/>
         <w:t xml:space="preserve">    }</w:t>
       </w:r>
     </w:p>
@@ -2694,7 +2764,15 @@
       </w:r>
       <w:proofErr w:type="spellEnd"/>
       <w:r>
-        <w:t xml:space="preserve">&gt; &lt;!-- </w:t>
+        <w:t xml:space="preserve">&gt; </w:t>
+      </w:r>
+      <w:proofErr w:type="gramStart"/>
+      <w:r>
+        <w:t>&lt;!--</w:t>
+      </w:r>
+      <w:proofErr w:type="gramEnd"/>
+      <w:r>
+        <w:t xml:space="preserve"> </w:t>
       </w:r>
       <w:r>
         <w:t>Reemplaza con la versión más reciente --&gt;</w:t>
@@ -2886,7 +2964,15 @@
       </w:r>
       <w:proofErr w:type="spellEnd"/>
       <w:r>
-        <w:t>&gt; &lt;!-- Reemplaza con la versión más reciente --&gt;</w:t>
+        <w:t xml:space="preserve">&gt; </w:t>
+      </w:r>
+      <w:proofErr w:type="gramStart"/>
+      <w:r>
+        <w:t>&lt;!--</w:t>
+      </w:r>
+      <w:proofErr w:type="gramEnd"/>
+      <w:r>
+        <w:t xml:space="preserve"> Reemplaza con la versión más reciente --&gt;</w:t>
       </w:r>
     </w:p>
     <w:p>
@@ -3005,8 +3091,16 @@
         <w:rPr>
           <w:lang w:val="en-GB"/>
         </w:rPr>
-        <w:t>.*;</w:t>
-      </w:r>
+        <w:t>.</w:t>
+      </w:r>
+      <w:proofErr w:type="gramStart"/>
+      <w:r>
+        <w:rPr>
+          <w:lang w:val="en-GB"/>
+        </w:rPr>
+        <w:t>*;</w:t>
+      </w:r>
+      <w:proofErr w:type="gramEnd"/>
     </w:p>
     <w:p>
       <w:pPr>
@@ -3778,7 +3872,21 @@
         <w:rPr>
           <w:lang w:val="en-GB"/>
         </w:rPr>
-        <w:t>.driver_class"&gt;org.postgresql.Driver&lt;/property&gt;</w:t>
+        <w:t>.driver_class"&gt;</w:t>
+      </w:r>
+      <w:proofErr w:type="gramStart"/>
+      <w:r>
+        <w:rPr>
+          <w:lang w:val="en-GB"/>
+        </w:rPr>
+        <w:t>org.postgresql</w:t>
+      </w:r>
+      <w:proofErr w:type="gramEnd"/>
+      <w:r>
+        <w:rPr>
+          <w:lang w:val="en-GB"/>
+        </w:rPr>
+        <w:t>.Driver&lt;/property&gt;</w:t>
       </w:r>
     </w:p>
     <w:p>
@@ -3938,7 +4046,35 @@
         <w:rPr>
           <w:lang w:val="en-GB"/>
         </w:rPr>
-        <w:t>"&gt;org.hibernate.dialect.PostgreSQLDialect&lt;/property&gt;</w:t>
+        <w:t>"&gt;</w:t>
+      </w:r>
+      <w:proofErr w:type="gramStart"/>
+      <w:r>
+        <w:rPr>
+          <w:lang w:val="en-GB"/>
+        </w:rPr>
+        <w:t>org.hibernate</w:t>
+      </w:r>
+      <w:proofErr w:type="gramEnd"/>
+      <w:r>
+        <w:rPr>
+          <w:lang w:val="en-GB"/>
+        </w:rPr>
+        <w:t>.</w:t>
+      </w:r>
+      <w:proofErr w:type="gramStart"/>
+      <w:r>
+        <w:rPr>
+          <w:lang w:val="en-GB"/>
+        </w:rPr>
+        <w:t>dialect.PostgreSQLDialect</w:t>
+      </w:r>
+      <w:proofErr w:type="gramEnd"/>
+      <w:r>
+        <w:rPr>
+          <w:lang w:val="en-GB"/>
+        </w:rPr>
+        <w:t>&lt;/property&gt;</w:t>
       </w:r>
     </w:p>
     <w:p>
@@ -4120,7 +4256,15 @@
       <w:proofErr w:type="spellEnd"/>
       <w:proofErr w:type="gramEnd"/>
       <w:r>
-        <w:t>"/&gt; &lt;!-- Reemplaza con tu paquete y clase de entidad --&gt;</w:t>
+        <w:t xml:space="preserve">"/&gt; </w:t>
+      </w:r>
+      <w:proofErr w:type="gramStart"/>
+      <w:r>
+        <w:t>&lt;!--</w:t>
+      </w:r>
+      <w:proofErr w:type="gramEnd"/>
+      <w:r>
+        <w:t xml:space="preserve"> Reemplaza con tu paquete y clase de entidad --&gt;</w:t>
       </w:r>
     </w:p>
     <w:p>
@@ -4300,7 +4444,14 @@
         <w:rPr>
           <w:lang w:val="en-GB"/>
         </w:rPr>
-        <w:t>.Session</w:t>
+        <w:t>.</w:t>
+      </w:r>
+      <w:proofErr w:type="gramStart"/>
+      <w:r>
+        <w:rPr>
+          <w:lang w:val="en-GB"/>
+        </w:rPr>
+        <w:t>Session</w:t>
       </w:r>
       <w:proofErr w:type="spellEnd"/>
       <w:r>
@@ -4309,6 +4460,7 @@
         </w:rPr>
         <w:t>;</w:t>
       </w:r>
+      <w:proofErr w:type="gramEnd"/>
     </w:p>
     <w:p>
       <w:pPr>
@@ -4337,7 +4489,14 @@
         <w:rPr>
           <w:lang w:val="en-GB"/>
         </w:rPr>
-        <w:t>.SessionFactory</w:t>
+        <w:t>.</w:t>
+      </w:r>
+      <w:proofErr w:type="gramStart"/>
+      <w:r>
+        <w:rPr>
+          <w:lang w:val="en-GB"/>
+        </w:rPr>
+        <w:t>SessionFactory</w:t>
       </w:r>
       <w:proofErr w:type="spellEnd"/>
       <w:r>
@@ -4346,6 +4505,7 @@
         </w:rPr>
         <w:t>;</w:t>
       </w:r>
+      <w:proofErr w:type="gramEnd"/>
     </w:p>
     <w:p>
       <w:pPr>
@@ -4421,14 +4581,14 @@
         <w:rPr>
           <w:lang w:val="en-GB"/>
         </w:rPr>
-        <w:t>main(</w:t>
-      </w:r>
-      <w:proofErr w:type="gramEnd"/>
-      <w:r>
-        <w:rPr>
-          <w:lang w:val="en-GB"/>
-        </w:rPr>
-        <w:t xml:space="preserve">String[] </w:t>
+        <w:t>main(String[</w:t>
+      </w:r>
+      <w:proofErr w:type="gramEnd"/>
+      <w:r>
+        <w:rPr>
+          <w:lang w:val="en-GB"/>
+        </w:rPr>
+        <w:t xml:space="preserve">] </w:t>
       </w:r>
       <w:proofErr w:type="spellStart"/>
       <w:r>
@@ -4500,6 +4660,7 @@
         <w:rPr>
           <w:lang w:val="en-GB"/>
         </w:rPr>
+        <w:lastRenderedPageBreak/>
         <w:t xml:space="preserve">        try (</w:t>
       </w:r>
       <w:proofErr w:type="spellStart"/>
@@ -4542,7 +4703,21 @@
         <w:rPr>
           <w:lang w:val="en-GB"/>
         </w:rPr>
-        <w:t>("hibernate.cfg.xml").buildSessionFactory()) {</w:t>
+        <w:t>("hibernate.cfg.xml"</w:t>
+      </w:r>
+      <w:proofErr w:type="gramStart"/>
+      <w:r>
+        <w:rPr>
+          <w:lang w:val="en-GB"/>
+        </w:rPr>
+        <w:t>).buildSessionFactory</w:t>
+      </w:r>
+      <w:proofErr w:type="gramEnd"/>
+      <w:r>
+        <w:rPr>
+          <w:lang w:val="en-GB"/>
+        </w:rPr>
+        <w:t>()) {</w:t>
       </w:r>
     </w:p>
     <w:p>
@@ -4566,7 +4741,6 @@
         <w:spacing w:after="0"/>
       </w:pPr>
       <w:r>
-        <w:lastRenderedPageBreak/>
         <w:t xml:space="preserve">            </w:t>
       </w:r>
       <w:proofErr w:type="spellStart"/>
@@ -4957,6 +5131,400 @@
         <w:rPr>
           <w:lang w:val="en-GB"/>
         </w:rPr>
+        <w:t>(persona</w:t>
+      </w:r>
+      <w:proofErr w:type="gramStart"/>
+      <w:r>
+        <w:rPr>
+          <w:lang w:val="en-GB"/>
+        </w:rPr>
+        <w:t>);</w:t>
+      </w:r>
+      <w:proofErr w:type="gramEnd"/>
+    </w:p>
+    <w:p>
+      <w:pPr>
+        <w:shd w:val="clear" w:color="auto" w:fill="F2F2F2" w:themeFill="background1" w:themeFillShade="F2"/>
+        <w:spacing w:after="0"/>
+        <w:rPr>
+          <w:lang w:val="en-GB"/>
+        </w:rPr>
+      </w:pPr>
+    </w:p>
+    <w:p>
+      <w:pPr>
+        <w:shd w:val="clear" w:color="auto" w:fill="F2F2F2" w:themeFill="background1" w:themeFillShade="F2"/>
+        <w:spacing w:after="0"/>
+        <w:rPr>
+          <w:lang w:val="en-GB"/>
+        </w:rPr>
+      </w:pPr>
+      <w:r>
+        <w:rPr>
+          <w:lang w:val="en-GB"/>
+        </w:rPr>
+        <w:t xml:space="preserve">            </w:t>
+      </w:r>
+      <w:proofErr w:type="spellStart"/>
+      <w:proofErr w:type="gramStart"/>
+      <w:r>
+        <w:rPr>
+          <w:lang w:val="en-GB"/>
+        </w:rPr>
+        <w:t>session.getTransaction</w:t>
+      </w:r>
+      <w:proofErr w:type="spellEnd"/>
+      <w:proofErr w:type="gramEnd"/>
+      <w:r>
+        <w:rPr>
+          <w:lang w:val="en-GB"/>
+        </w:rPr>
+        <w:t>(</w:t>
+      </w:r>
+      <w:proofErr w:type="gramStart"/>
+      <w:r>
+        <w:rPr>
+          <w:lang w:val="en-GB"/>
+        </w:rPr>
+        <w:t>).commit</w:t>
+      </w:r>
+      <w:proofErr w:type="gramEnd"/>
+      <w:r>
+        <w:rPr>
+          <w:lang w:val="en-GB"/>
+        </w:rPr>
+        <w:t>(</w:t>
+      </w:r>
+      <w:proofErr w:type="gramStart"/>
+      <w:r>
+        <w:rPr>
+          <w:lang w:val="en-GB"/>
+        </w:rPr>
+        <w:t>);</w:t>
+      </w:r>
+      <w:proofErr w:type="gramEnd"/>
+    </w:p>
+    <w:p>
+      <w:pPr>
+        <w:shd w:val="clear" w:color="auto" w:fill="F2F2F2" w:themeFill="background1" w:themeFillShade="F2"/>
+        <w:spacing w:after="0"/>
+      </w:pPr>
+      <w:r>
+        <w:rPr>
+          <w:lang w:val="en-GB"/>
+        </w:rPr>
+        <w:t xml:space="preserve">            </w:t>
+      </w:r>
+      <w:proofErr w:type="spellStart"/>
+      <w:r>
+        <w:t>System.out.println</w:t>
+      </w:r>
+      <w:proofErr w:type="spellEnd"/>
+      <w:r>
+        <w:t>("Registro insertado con éxito.");</w:t>
+      </w:r>
+    </w:p>
+    <w:p>
+      <w:pPr>
+        <w:shd w:val="clear" w:color="auto" w:fill="F2F2F2" w:themeFill="background1" w:themeFillShade="F2"/>
+        <w:spacing w:after="0"/>
+        <w:rPr>
+          <w:lang w:val="en-GB"/>
+        </w:rPr>
+      </w:pPr>
+      <w:r>
+        <w:t xml:space="preserve">        </w:t>
+      </w:r>
+      <w:r>
+        <w:rPr>
+          <w:lang w:val="en-GB"/>
+        </w:rPr>
+        <w:t>}</w:t>
+      </w:r>
+    </w:p>
+    <w:p>
+      <w:pPr>
+        <w:shd w:val="clear" w:color="auto" w:fill="F2F2F2" w:themeFill="background1" w:themeFillShade="F2"/>
+        <w:spacing w:after="0"/>
+        <w:rPr>
+          <w:lang w:val="en-GB"/>
+        </w:rPr>
+      </w:pPr>
+      <w:r>
+        <w:rPr>
+          <w:lang w:val="en-GB"/>
+        </w:rPr>
+        <w:t xml:space="preserve">    }</w:t>
+      </w:r>
+    </w:p>
+    <w:p>
+      <w:pPr>
+        <w:shd w:val="clear" w:color="auto" w:fill="F2F2F2" w:themeFill="background1" w:themeFillShade="F2"/>
+        <w:spacing w:after="0"/>
+        <w:rPr>
+          <w:lang w:val="en-GB"/>
+        </w:rPr>
+      </w:pPr>
+    </w:p>
+    <w:p>
+      <w:pPr>
+        <w:shd w:val="clear" w:color="auto" w:fill="F2F2F2" w:themeFill="background1" w:themeFillShade="F2"/>
+        <w:spacing w:after="0"/>
+        <w:rPr>
+          <w:lang w:val="en-GB"/>
+        </w:rPr>
+      </w:pPr>
+      <w:r>
+        <w:rPr>
+          <w:lang w:val="en-GB"/>
+        </w:rPr>
+        <w:t xml:space="preserve">    private static void </w:t>
+      </w:r>
+      <w:proofErr w:type="spellStart"/>
+      <w:proofErr w:type="gramStart"/>
+      <w:r>
+        <w:rPr>
+          <w:lang w:val="en-GB"/>
+        </w:rPr>
+        <w:t>mostrarRegistros</w:t>
+      </w:r>
+      <w:proofErr w:type="spellEnd"/>
+      <w:r>
+        <w:rPr>
+          <w:lang w:val="en-GB"/>
+        </w:rPr>
+        <w:t>(</w:t>
+      </w:r>
+      <w:proofErr w:type="spellStart"/>
+      <w:proofErr w:type="gramEnd"/>
+      <w:r>
+        <w:rPr>
+          <w:lang w:val="en-GB"/>
+        </w:rPr>
+        <w:t>SessionFactory</w:t>
+      </w:r>
+      <w:proofErr w:type="spellEnd"/>
+      <w:r>
+        <w:rPr>
+          <w:lang w:val="en-GB"/>
+        </w:rPr>
+        <w:t xml:space="preserve"> </w:t>
+      </w:r>
+      <w:proofErr w:type="spellStart"/>
+      <w:r>
+        <w:rPr>
+          <w:lang w:val="en-GB"/>
+        </w:rPr>
+        <w:t>sessionFactory</w:t>
+      </w:r>
+      <w:proofErr w:type="spellEnd"/>
+      <w:r>
+        <w:rPr>
+          <w:lang w:val="en-GB"/>
+        </w:rPr>
+        <w:t>) {</w:t>
+      </w:r>
+    </w:p>
+    <w:p>
+      <w:pPr>
+        <w:shd w:val="clear" w:color="auto" w:fill="F2F2F2" w:themeFill="background1" w:themeFillShade="F2"/>
+        <w:spacing w:after="0"/>
+        <w:rPr>
+          <w:lang w:val="en-GB"/>
+        </w:rPr>
+      </w:pPr>
+      <w:r>
+        <w:rPr>
+          <w:lang w:val="en-GB"/>
+        </w:rPr>
+        <w:t xml:space="preserve">        try (Session </w:t>
+      </w:r>
+      <w:proofErr w:type="spellStart"/>
+      <w:r>
+        <w:rPr>
+          <w:lang w:val="en-GB"/>
+        </w:rPr>
+        <w:t>session</w:t>
+      </w:r>
+      <w:proofErr w:type="spellEnd"/>
+      <w:r>
+        <w:rPr>
+          <w:lang w:val="en-GB"/>
+        </w:rPr>
+        <w:t xml:space="preserve"> = </w:t>
+      </w:r>
+      <w:proofErr w:type="spellStart"/>
+      <w:r>
+        <w:rPr>
+          <w:lang w:val="en-GB"/>
+        </w:rPr>
+        <w:t>sessionFactory.openSession</w:t>
+      </w:r>
+      <w:proofErr w:type="spellEnd"/>
+      <w:r>
+        <w:rPr>
+          <w:lang w:val="en-GB"/>
+        </w:rPr>
+        <w:t>()) {</w:t>
+      </w:r>
+    </w:p>
+    <w:p>
+      <w:pPr>
+        <w:shd w:val="clear" w:color="auto" w:fill="F2F2F2" w:themeFill="background1" w:themeFillShade="F2"/>
+        <w:spacing w:after="0"/>
+      </w:pPr>
+      <w:r>
+        <w:rPr>
+          <w:lang w:val="en-GB"/>
+        </w:rPr>
+        <w:t xml:space="preserve">            </w:t>
+      </w:r>
+      <w:proofErr w:type="spellStart"/>
+      <w:proofErr w:type="gramStart"/>
+      <w:r>
+        <w:t>session.beginTransaction</w:t>
+      </w:r>
+      <w:proofErr w:type="spellEnd"/>
+      <w:proofErr w:type="gramEnd"/>
+      <w:r>
+        <w:t>();</w:t>
+      </w:r>
+    </w:p>
+    <w:p>
+      <w:pPr>
+        <w:shd w:val="clear" w:color="auto" w:fill="F2F2F2" w:themeFill="background1" w:themeFillShade="F2"/>
+        <w:spacing w:after="0"/>
+      </w:pPr>
+    </w:p>
+    <w:p>
+      <w:pPr>
+        <w:shd w:val="clear" w:color="auto" w:fill="F2F2F2" w:themeFill="background1" w:themeFillShade="F2"/>
+        <w:spacing w:after="0"/>
+      </w:pPr>
+      <w:r>
+        <w:t xml:space="preserve">            // Obtener todos los registros de Persona</w:t>
+      </w:r>
+    </w:p>
+    <w:p>
+      <w:pPr>
+        <w:shd w:val="clear" w:color="auto" w:fill="F2F2F2" w:themeFill="background1" w:themeFillShade="F2"/>
+        <w:spacing w:after="0"/>
+        <w:rPr>
+          <w:lang w:val="en-GB"/>
+        </w:rPr>
+      </w:pPr>
+      <w:r>
+        <w:t xml:space="preserve">            </w:t>
+      </w:r>
+      <w:r>
+        <w:rPr>
+          <w:lang w:val="en-GB"/>
+        </w:rPr>
+        <w:t xml:space="preserve">var personas = </w:t>
+      </w:r>
+      <w:proofErr w:type="spellStart"/>
+      <w:proofErr w:type="gramStart"/>
+      <w:r>
+        <w:rPr>
+          <w:lang w:val="en-GB"/>
+        </w:rPr>
+        <w:t>session.createQuery</w:t>
+      </w:r>
+      <w:proofErr w:type="spellEnd"/>
+      <w:proofErr w:type="gramEnd"/>
+      <w:r>
+        <w:rPr>
+          <w:lang w:val="en-GB"/>
+        </w:rPr>
+        <w:t xml:space="preserve">("FROM Persona", </w:t>
+      </w:r>
+      <w:proofErr w:type="spellStart"/>
+      <w:r>
+        <w:rPr>
+          <w:lang w:val="en-GB"/>
+        </w:rPr>
+        <w:t>Persona.class</w:t>
+      </w:r>
+      <w:proofErr w:type="spellEnd"/>
+      <w:proofErr w:type="gramStart"/>
+      <w:r>
+        <w:rPr>
+          <w:lang w:val="en-GB"/>
+        </w:rPr>
+        <w:t>).list</w:t>
+      </w:r>
+      <w:proofErr w:type="gramEnd"/>
+      <w:r>
+        <w:rPr>
+          <w:lang w:val="en-GB"/>
+        </w:rPr>
+        <w:t>(</w:t>
+      </w:r>
+      <w:proofErr w:type="gramStart"/>
+      <w:r>
+        <w:rPr>
+          <w:lang w:val="en-GB"/>
+        </w:rPr>
+        <w:t>);</w:t>
+      </w:r>
+      <w:proofErr w:type="gramEnd"/>
+    </w:p>
+    <w:p>
+      <w:pPr>
+        <w:shd w:val="clear" w:color="auto" w:fill="F2F2F2" w:themeFill="background1" w:themeFillShade="F2"/>
+        <w:spacing w:after="0"/>
+        <w:rPr>
+          <w:lang w:val="en-GB"/>
+        </w:rPr>
+      </w:pPr>
+    </w:p>
+    <w:p>
+      <w:pPr>
+        <w:shd w:val="clear" w:color="auto" w:fill="F2F2F2" w:themeFill="background1" w:themeFillShade="F2"/>
+        <w:spacing w:after="0"/>
+      </w:pPr>
+      <w:r>
+        <w:rPr>
+          <w:lang w:val="en-GB"/>
+        </w:rPr>
+        <w:t xml:space="preserve">            </w:t>
+      </w:r>
+      <w:proofErr w:type="spellStart"/>
+      <w:r>
+        <w:t>for</w:t>
+      </w:r>
+      <w:proofErr w:type="spellEnd"/>
+      <w:r>
+        <w:t xml:space="preserve"> (Persona </w:t>
+      </w:r>
+      <w:proofErr w:type="spellStart"/>
+      <w:proofErr w:type="gramStart"/>
+      <w:r>
+        <w:t>persona</w:t>
+      </w:r>
+      <w:proofErr w:type="spellEnd"/>
+      <w:r>
+        <w:t xml:space="preserve"> :</w:t>
+      </w:r>
+      <w:proofErr w:type="gramEnd"/>
+      <w:r>
+        <w:t xml:space="preserve"> personas) {</w:t>
+      </w:r>
+    </w:p>
+    <w:p>
+      <w:pPr>
+        <w:shd w:val="clear" w:color="auto" w:fill="F2F2F2" w:themeFill="background1" w:themeFillShade="F2"/>
+        <w:spacing w:after="0"/>
+      </w:pPr>
+      <w:r>
+        <w:t xml:space="preserve">                </w:t>
+      </w:r>
+      <w:proofErr w:type="spellStart"/>
+      <w:r>
+        <w:t>System.out.println</w:t>
+      </w:r>
+      <w:proofErr w:type="spellEnd"/>
+      <w:r>
         <w:t>(persona);</w:t>
       </w:r>
     </w:p>
@@ -4964,388 +5532,45 @@
       <w:pPr>
         <w:shd w:val="clear" w:color="auto" w:fill="F2F2F2" w:themeFill="background1" w:themeFillShade="F2"/>
         <w:spacing w:after="0"/>
-        <w:rPr>
-          <w:lang w:val="en-GB"/>
-        </w:rPr>
-      </w:pPr>
-    </w:p>
-    <w:p>
-      <w:pPr>
-        <w:shd w:val="clear" w:color="auto" w:fill="F2F2F2" w:themeFill="background1" w:themeFillShade="F2"/>
-        <w:spacing w:after="0"/>
-        <w:rPr>
-          <w:lang w:val="en-GB"/>
-        </w:rPr>
-      </w:pPr>
-      <w:r>
-        <w:rPr>
-          <w:lang w:val="en-GB"/>
-        </w:rPr>
+      </w:pPr>
+      <w:r>
+        <w:t xml:space="preserve">            }</w:t>
+      </w:r>
+    </w:p>
+    <w:p>
+      <w:pPr>
+        <w:shd w:val="clear" w:color="auto" w:fill="F2F2F2" w:themeFill="background1" w:themeFillShade="F2"/>
+        <w:spacing w:after="0"/>
+      </w:pPr>
+    </w:p>
+    <w:p>
+      <w:pPr>
+        <w:shd w:val="clear" w:color="auto" w:fill="F2F2F2" w:themeFill="background1" w:themeFillShade="F2"/>
+        <w:spacing w:after="0"/>
+      </w:pPr>
+      <w:r>
         <w:t xml:space="preserve">            </w:t>
       </w:r>
       <w:proofErr w:type="spellStart"/>
       <w:proofErr w:type="gramStart"/>
       <w:r>
-        <w:rPr>
-          <w:lang w:val="en-GB"/>
-        </w:rPr>
         <w:t>session.getTransaction</w:t>
       </w:r>
       <w:proofErr w:type="spellEnd"/>
       <w:proofErr w:type="gramEnd"/>
       <w:r>
-        <w:rPr>
-          <w:lang w:val="en-GB"/>
-        </w:rPr>
-        <w:t>().commit();</w:t>
-      </w:r>
-    </w:p>
-    <w:p>
-      <w:pPr>
-        <w:shd w:val="clear" w:color="auto" w:fill="F2F2F2" w:themeFill="background1" w:themeFillShade="F2"/>
-        <w:spacing w:after="0"/>
-      </w:pPr>
-      <w:r>
-        <w:rPr>
-          <w:lang w:val="en-GB"/>
-        </w:rPr>
-        <w:t xml:space="preserve">            </w:t>
-      </w:r>
-      <w:proofErr w:type="spellStart"/>
-      <w:r>
-        <w:t>System.out.println</w:t>
-      </w:r>
-      <w:proofErr w:type="spellEnd"/>
-      <w:r>
-        <w:t>("Registro insertado con éxito.");</w:t>
-      </w:r>
-    </w:p>
-    <w:p>
-      <w:pPr>
-        <w:shd w:val="clear" w:color="auto" w:fill="F2F2F2" w:themeFill="background1" w:themeFillShade="F2"/>
-        <w:spacing w:after="0"/>
-        <w:rPr>
-          <w:lang w:val="en-GB"/>
-        </w:rPr>
-      </w:pPr>
-      <w:r>
-        <w:t xml:space="preserve">        </w:t>
-      </w:r>
-      <w:r>
-        <w:rPr>
-          <w:lang w:val="en-GB"/>
-        </w:rPr>
-        <w:t>}</w:t>
-      </w:r>
-    </w:p>
-    <w:p>
-      <w:pPr>
-        <w:shd w:val="clear" w:color="auto" w:fill="F2F2F2" w:themeFill="background1" w:themeFillShade="F2"/>
-        <w:spacing w:after="0"/>
-        <w:rPr>
-          <w:lang w:val="en-GB"/>
-        </w:rPr>
-      </w:pPr>
-      <w:r>
-        <w:rPr>
-          <w:lang w:val="en-GB"/>
-        </w:rPr>
-        <w:t xml:space="preserve">    }</w:t>
-      </w:r>
-    </w:p>
-    <w:p>
-      <w:pPr>
-        <w:shd w:val="clear" w:color="auto" w:fill="F2F2F2" w:themeFill="background1" w:themeFillShade="F2"/>
-        <w:spacing w:after="0"/>
-        <w:rPr>
-          <w:lang w:val="en-GB"/>
-        </w:rPr>
-      </w:pPr>
-    </w:p>
-    <w:p>
-      <w:pPr>
-        <w:shd w:val="clear" w:color="auto" w:fill="F2F2F2" w:themeFill="background1" w:themeFillShade="F2"/>
-        <w:spacing w:after="0"/>
-        <w:rPr>
-          <w:lang w:val="en-GB"/>
-        </w:rPr>
-      </w:pPr>
-      <w:r>
-        <w:rPr>
-          <w:lang w:val="en-GB"/>
-        </w:rPr>
-        <w:t xml:space="preserve">    private static void </w:t>
-      </w:r>
-      <w:proofErr w:type="spellStart"/>
-      <w:proofErr w:type="gramStart"/>
-      <w:r>
-        <w:rPr>
-          <w:lang w:val="en-GB"/>
-        </w:rPr>
-        <w:t>mostrarRegistros</w:t>
-      </w:r>
-      <w:proofErr w:type="spellEnd"/>
-      <w:r>
-        <w:rPr>
-          <w:lang w:val="en-GB"/>
-        </w:rPr>
         <w:t>(</w:t>
       </w:r>
-      <w:proofErr w:type="spellStart"/>
-      <w:proofErr w:type="gramEnd"/>
-      <w:r>
-        <w:rPr>
-          <w:lang w:val="en-GB"/>
-        </w:rPr>
-        <w:t>SessionFactory</w:t>
-      </w:r>
-      <w:proofErr w:type="spellEnd"/>
-      <w:r>
-        <w:rPr>
-          <w:lang w:val="en-GB"/>
-        </w:rPr>
-        <w:t xml:space="preserve"> </w:t>
-      </w:r>
-      <w:proofErr w:type="spellStart"/>
-      <w:r>
-        <w:rPr>
-          <w:lang w:val="en-GB"/>
-        </w:rPr>
-        <w:t>sessionFactory</w:t>
-      </w:r>
-      <w:proofErr w:type="spellEnd"/>
-      <w:r>
-        <w:rPr>
-          <w:lang w:val="en-GB"/>
-        </w:rPr>
-        <w:t>) {</w:t>
-      </w:r>
-    </w:p>
-    <w:p>
-      <w:pPr>
-        <w:shd w:val="clear" w:color="auto" w:fill="F2F2F2" w:themeFill="background1" w:themeFillShade="F2"/>
-        <w:spacing w:after="0"/>
-        <w:rPr>
-          <w:lang w:val="en-GB"/>
-        </w:rPr>
-      </w:pPr>
-      <w:r>
-        <w:rPr>
-          <w:lang w:val="en-GB"/>
-        </w:rPr>
-        <w:t xml:space="preserve">        try (Session </w:t>
-      </w:r>
-      <w:proofErr w:type="spellStart"/>
-      <w:r>
-        <w:rPr>
-          <w:lang w:val="en-GB"/>
-        </w:rPr>
-        <w:t>session</w:t>
-      </w:r>
-      <w:proofErr w:type="spellEnd"/>
-      <w:r>
-        <w:rPr>
-          <w:lang w:val="en-GB"/>
-        </w:rPr>
-        <w:t xml:space="preserve"> = </w:t>
-      </w:r>
-      <w:proofErr w:type="spellStart"/>
-      <w:r>
-        <w:rPr>
-          <w:lang w:val="en-GB"/>
-        </w:rPr>
-        <w:t>sessionFactory.openSession</w:t>
-      </w:r>
-      <w:proofErr w:type="spellEnd"/>
-      <w:r>
-        <w:rPr>
-          <w:lang w:val="en-GB"/>
-        </w:rPr>
-        <w:t>()) {</w:t>
-      </w:r>
-    </w:p>
-    <w:p>
-      <w:pPr>
-        <w:shd w:val="clear" w:color="auto" w:fill="F2F2F2" w:themeFill="background1" w:themeFillShade="F2"/>
-        <w:spacing w:after="0"/>
-      </w:pPr>
-      <w:r>
-        <w:rPr>
-          <w:lang w:val="en-GB"/>
-        </w:rPr>
-        <w:t xml:space="preserve">            </w:t>
-      </w:r>
-      <w:proofErr w:type="spellStart"/>
-      <w:proofErr w:type="gramStart"/>
-      <w:r>
-        <w:t>session.beginTransaction</w:t>
-      </w:r>
-      <w:proofErr w:type="spellEnd"/>
-      <w:proofErr w:type="gramEnd"/>
-      <w:r>
-        <w:t>();</w:t>
-      </w:r>
-    </w:p>
-    <w:p>
-      <w:pPr>
-        <w:shd w:val="clear" w:color="auto" w:fill="F2F2F2" w:themeFill="background1" w:themeFillShade="F2"/>
-        <w:spacing w:after="0"/>
-      </w:pPr>
-    </w:p>
-    <w:p>
-      <w:pPr>
-        <w:shd w:val="clear" w:color="auto" w:fill="F2F2F2" w:themeFill="background1" w:themeFillShade="F2"/>
-        <w:spacing w:after="0"/>
-      </w:pPr>
-      <w:r>
-        <w:t xml:space="preserve">            // Obtener todos los registros de Persona</w:t>
-      </w:r>
-    </w:p>
-    <w:p>
-      <w:pPr>
-        <w:shd w:val="clear" w:color="auto" w:fill="F2F2F2" w:themeFill="background1" w:themeFillShade="F2"/>
-        <w:spacing w:after="0"/>
-        <w:rPr>
-          <w:lang w:val="en-GB"/>
-        </w:rPr>
-      </w:pPr>
-      <w:r>
-        <w:t xml:space="preserve">            </w:t>
-      </w:r>
-      <w:r>
-        <w:rPr>
-          <w:lang w:val="en-GB"/>
-        </w:rPr>
-        <w:t xml:space="preserve">var personas = </w:t>
-      </w:r>
-      <w:proofErr w:type="spellStart"/>
-      <w:proofErr w:type="gramStart"/>
-      <w:r>
-        <w:rPr>
-          <w:lang w:val="en-GB"/>
-        </w:rPr>
-        <w:t>session.createQuery</w:t>
-      </w:r>
-      <w:proofErr w:type="spellEnd"/>
-      <w:proofErr w:type="gramEnd"/>
-      <w:r>
-        <w:rPr>
-          <w:lang w:val="en-GB"/>
-        </w:rPr>
-        <w:t xml:space="preserve">("FROM Persona", </w:t>
-      </w:r>
-      <w:proofErr w:type="spellStart"/>
-      <w:r>
-        <w:rPr>
-          <w:lang w:val="en-GB"/>
-        </w:rPr>
-        <w:t>Persona.class</w:t>
-      </w:r>
-      <w:proofErr w:type="spellEnd"/>
-      <w:r>
-        <w:rPr>
-          <w:lang w:val="en-GB"/>
-        </w:rPr>
-        <w:t>).list();</w:t>
-      </w:r>
-    </w:p>
-    <w:p>
-      <w:pPr>
-        <w:shd w:val="clear" w:color="auto" w:fill="F2F2F2" w:themeFill="background1" w:themeFillShade="F2"/>
-        <w:spacing w:after="0"/>
-        <w:rPr>
-          <w:lang w:val="en-GB"/>
-        </w:rPr>
-      </w:pPr>
-    </w:p>
-    <w:p>
-      <w:pPr>
-        <w:shd w:val="clear" w:color="auto" w:fill="F2F2F2" w:themeFill="background1" w:themeFillShade="F2"/>
-        <w:spacing w:after="0"/>
-      </w:pPr>
-      <w:r>
-        <w:rPr>
-          <w:lang w:val="en-GB"/>
-        </w:rPr>
-        <w:t xml:space="preserve">            </w:t>
-      </w:r>
-      <w:proofErr w:type="spellStart"/>
-      <w:r>
-        <w:t>for</w:t>
-      </w:r>
-      <w:proofErr w:type="spellEnd"/>
-      <w:r>
-        <w:t xml:space="preserve"> (Persona </w:t>
-      </w:r>
-      <w:proofErr w:type="spellStart"/>
-      <w:proofErr w:type="gramStart"/>
-      <w:r>
-        <w:t>persona</w:t>
-      </w:r>
-      <w:proofErr w:type="spellEnd"/>
-      <w:r>
-        <w:t xml:space="preserve"> :</w:t>
-      </w:r>
-      <w:proofErr w:type="gramEnd"/>
-      <w:r>
-        <w:t xml:space="preserve"> personas) {</w:t>
-      </w:r>
-    </w:p>
-    <w:p>
-      <w:pPr>
-        <w:shd w:val="clear" w:color="auto" w:fill="F2F2F2" w:themeFill="background1" w:themeFillShade="F2"/>
-        <w:spacing w:after="0"/>
-      </w:pPr>
-      <w:r>
-        <w:t xml:space="preserve">                </w:t>
-      </w:r>
-      <w:proofErr w:type="spellStart"/>
-      <w:r>
-        <w:t>System.out.println</w:t>
-      </w:r>
-      <w:proofErr w:type="spellEnd"/>
-      <w:r>
-        <w:t>(persona);</w:t>
-      </w:r>
-    </w:p>
-    <w:p>
-      <w:pPr>
-        <w:shd w:val="clear" w:color="auto" w:fill="F2F2F2" w:themeFill="background1" w:themeFillShade="F2"/>
-        <w:spacing w:after="0"/>
-      </w:pPr>
-      <w:r>
-        <w:t xml:space="preserve">            }</w:t>
-      </w:r>
-    </w:p>
-    <w:p>
-      <w:pPr>
-        <w:shd w:val="clear" w:color="auto" w:fill="F2F2F2" w:themeFill="background1" w:themeFillShade="F2"/>
-        <w:spacing w:after="0"/>
-      </w:pPr>
-    </w:p>
-    <w:p>
-      <w:pPr>
-        <w:shd w:val="clear" w:color="auto" w:fill="F2F2F2" w:themeFill="background1" w:themeFillShade="F2"/>
-        <w:spacing w:after="0"/>
-      </w:pPr>
-      <w:r>
-        <w:t xml:space="preserve">            </w:t>
-      </w:r>
-      <w:proofErr w:type="spellStart"/>
-      <w:proofErr w:type="gramStart"/>
-      <w:r>
-        <w:t>session.getTransaction</w:t>
-      </w:r>
-      <w:proofErr w:type="spellEnd"/>
-      <w:proofErr w:type="gramEnd"/>
-      <w:r>
-        <w:t>().</w:t>
+      <w:proofErr w:type="gramStart"/>
+      <w:r>
+        <w:t>).</w:t>
       </w:r>
       <w:proofErr w:type="spellStart"/>
       <w:r>
         <w:t>commit</w:t>
       </w:r>
       <w:proofErr w:type="spellEnd"/>
+      <w:proofErr w:type="gramEnd"/>
       <w:r>
         <w:t>();</w:t>
       </w:r>
